--- a/docs/Conversion_Workbench_Features_Overview.docx
+++ b/docs/Conversion_Workbench_Features_Overview.docx
@@ -1182,6 +1182,148 @@
           <w:szCs w:val="21"/>
         </w:rPr>
         <w:t xml:space="preserve">Built on FastAPI with MongoDB and GridFS, a React and TypeScript front end, hosted on Render, with seeders that run on startup.</w:t>
+      </w:r>
+    </w:p>
+    <w:p>
+      <w:pPr>
+        <w:pStyle w:val="Heading1"/>
+        <w:spacing w:after="100" w:before="260"/>
+      </w:pPr>
+      <w:r>
+        <w:rPr>
+          <w:b/>
+          <w:bCs/>
+          <w:color w:val="6C2BD9"/>
+          <w:sz w:val="28"/>
+          <w:szCs w:val="28"/>
+        </w:rPr>
+        <w:t xml:space="preserve">Performance and scale</w:t>
+      </w:r>
+    </w:p>
+    <w:p>
+      <w:pPr>
+        <w:pStyle w:val="ListParagraph"/>
+        <w:numPr>
+          <w:ilvl w:val="0"/>
+          <w:numId w:val="1"/>
+        </w:numPr>
+        <w:spacing w:after="40"/>
+      </w:pPr>
+      <w:r>
+        <w:rPr>
+          <w:color w:val="222222"/>
+          <w:sz w:val="21"/>
+          <w:szCs w:val="21"/>
+        </w:rPr>
+        <w:t xml:space="preserve">Built and tuned on 40 MB extracts of 100,000+ rows, so files of a few thousand rows are routine.</w:t>
+      </w:r>
+    </w:p>
+    <w:p>
+      <w:pPr>
+        <w:pStyle w:val="ListParagraph"/>
+        <w:numPr>
+          <w:ilvl w:val="0"/>
+          <w:numId w:val="1"/>
+        </w:numPr>
+        <w:spacing w:after="40"/>
+      </w:pPr>
+      <w:r>
+        <w:rPr>
+          <w:color w:val="222222"/>
+          <w:sz w:val="21"/>
+          <w:szCs w:val="21"/>
+        </w:rPr>
+        <w:t xml:space="preserve">The row transform runs in chunks of 25,000 rows, each on a worker thread, then concatenated. Because the transforms are row-local, chunk-then-concat gives byte-identical output to a single pass, while peak memory stays at about one chunk rather than the whole file.</w:t>
+      </w:r>
+    </w:p>
+    <w:p>
+      <w:pPr>
+        <w:pStyle w:val="ListParagraph"/>
+        <w:numPr>
+          <w:ilvl w:val="0"/>
+          <w:numId w:val="1"/>
+        </w:numPr>
+        <w:spacing w:after="40"/>
+      </w:pPr>
+      <w:r>
+        <w:rPr>
+          <w:color w:val="222222"/>
+          <w:sz w:val="21"/>
+          <w:szCs w:val="21"/>
+        </w:rPr>
+        <w:t xml:space="preserve">The heavy work (the transform, coded-value enforcement and the file write) runs off the event loop through asyncio.to_thread, so a large conversion does not block other users.</w:t>
+      </w:r>
+    </w:p>
+    <w:p>
+      <w:pPr>
+        <w:pStyle w:val="ListParagraph"/>
+        <w:numPr>
+          <w:ilvl w:val="0"/>
+          <w:numId w:val="1"/>
+        </w:numPr>
+        <w:spacing w:after="40"/>
+      </w:pPr>
+      <w:r>
+        <w:rPr>
+          <w:color w:val="222222"/>
+          <w:sz w:val="21"/>
+          <w:szCs w:val="21"/>
+        </w:rPr>
+        <w:t xml:space="preserve">Generation is a background job that the screen polls, so a big load never runs into the gateway timeout.</w:t>
+      </w:r>
+    </w:p>
+    <w:p>
+      <w:pPr>
+        <w:pStyle w:val="ListParagraph"/>
+        <w:numPr>
+          <w:ilvl w:val="0"/>
+          <w:numId w:val="1"/>
+        </w:numPr>
+        <w:spacing w:after="40"/>
+      </w:pPr>
+      <w:r>
+        <w:rPr>
+          <w:color w:val="222222"/>
+          <w:sz w:val="21"/>
+          <w:szCs w:val="21"/>
+        </w:rPr>
+        <w:t xml:space="preserve">Output is written one interface sheet at a time and freed before the next, so a 19-sheet Customer load never holds every sheet in memory at once; the CSVs stream into a compressed zip.</w:t>
+      </w:r>
+    </w:p>
+    <w:p>
+      <w:pPr>
+        <w:pStyle w:val="ListParagraph"/>
+        <w:numPr>
+          <w:ilvl w:val="0"/>
+          <w:numId w:val="1"/>
+        </w:numPr>
+        <w:spacing w:after="40"/>
+      </w:pPr>
+      <w:r>
+        <w:rPr>
+          <w:color w:val="222222"/>
+          <w:sz w:val="21"/>
+          <w:szCs w:val="21"/>
+        </w:rPr>
+        <w:t xml:space="preserve">Excel is read in read-only mode and CSV through the fast C parser. Profiling works on a 3,000-row sample while the true row count comes from a cheap dimension read, and column profiles are written in one bulk insert.</w:t>
+      </w:r>
+    </w:p>
+    <w:p>
+      <w:pPr>
+        <w:pStyle w:val="ListParagraph"/>
+        <w:numPr>
+          <w:ilvl w:val="0"/>
+          <w:numId w:val="1"/>
+        </w:numPr>
+        <w:spacing w:after="40"/>
+      </w:pPr>
+      <w:r>
+        <w:rPr>
+          <w:color w:val="222222"/>
+          <w:sz w:val="21"/>
+          <w:szCs w:val="21"/>
+        </w:rPr>
+        <w:t xml:space="preserve">Mapping is deterministic-first, and on objects with more than 300 fields the AI pass is skipped, so most runs make few or no AI calls regardless of row count.</w:t>
       </w:r>
     </w:p>
     <w:p>
